--- a/MASTER RENTER AGREEMENT.docx
+++ b/MASTER RENTER AGREEMENT.docx
@@ -54,42 +54,6 @@
         </w:rPr>
         <w:t>DriveElite, a Peer-to-Peer Car Rentals</w:t>
       </w:r>
-    </w:p>
-    <w:p>
-      <w:pPr>
-        <w:widowControl w:val="0"/>
-        <w:spacing w:lineRule="auto" w:line="275" w:after="150" w:beforeAutospacing="0" w:afterAutospacing="0"/>
-        <w:jc w:val="both"/>
-        <w:rPr>
-          <w:b w:val="1"/>
-          <w:bCs w:val="1"/>
-          <w:color w:val="1F1F1F"/>
-        </w:rPr>
-      </w:pPr>
-    </w:p>
-    <w:p>
-      <w:pPr>
-        <w:widowControl w:val="0"/>
-        <w:spacing w:lineRule="auto" w:line="275" w:after="150" w:beforeAutospacing="0" w:afterAutospacing="0"/>
-        <w:jc w:val="both"/>
-        <w:rPr>
-          <w:b w:val="1"/>
-          <w:bCs w:val="1"/>
-          <w:color w:val="1F1F1F"/>
-        </w:rPr>
-      </w:pPr>
-    </w:p>
-    <w:p>
-      <w:pPr>
-        <w:widowControl w:val="0"/>
-        <w:spacing w:lineRule="auto" w:line="275" w:after="150" w:beforeAutospacing="0" w:afterAutospacing="0"/>
-        <w:jc w:val="both"/>
-        <w:rPr>
-          <w:b w:val="1"/>
-          <w:bCs w:val="1"/>
-          <w:color w:val="1F1F1F"/>
-        </w:rPr>
-      </w:pPr>
     </w:p>
     <w:p>
       <w:pPr>
@@ -640,6 +604,83 @@
     </w:p>
     <w:p>
       <w:pPr>
+        <w:widowControl w:val="0"/>
+        <w:spacing w:lineRule="auto" w:line="275" w:before="0" w:after="120" w:beforeAutospacing="0" w:afterAutospacing="0"/>
+        <w:ind w:hanging="0" w:left="0"/>
+        <w:jc w:val="both"/>
+      </w:pPr>
+      <w:bookmarkStart w:id="0" w:name="_dx_frag_StartFragment"/>
+      <w:bookmarkEnd w:id="0"/>
+      <w:r>
+        <w:rPr>
+          <w:b w:val="1"/>
+          <w:bCs w:val="1"/>
+          <w:color w:val="1F1F1F"/>
+          <w:sz w:val="28"/>
+          <w:szCs w:val="28"/>
+          <w:rtl w:val="0"/>
+        </w:rPr>
+        <w:t xml:space="preserve">3. </w:t>
+      </w:r>
+      <w:r>
+        <w:rPr>
+          <w:b w:val="1"/>
+          <w:bCs w:val="1"/>
+          <w:sz w:val="28"/>
+          <w:szCs w:val="28"/>
+        </w:rPr>
+        <w:t>P</w:t>
+      </w:r>
+      <w:r>
+        <w:rPr>
+          <w:b w:val="1"/>
+          <w:bCs w:val="1"/>
+          <w:sz w:val="28"/>
+          <w:szCs w:val="28"/>
+          <w:rtl w:val="0"/>
+          <w:lang w:val="en-US" w:bidi="en-US" w:eastAsia="en-US"/>
+        </w:rPr>
+        <w:t>LATFORM SERVICE FEE</w:t>
+      </w:r>
+      <w:r>
+        <w:t xml:space="preserve"> </w:t>
+      </w:r>
+    </w:p>
+    <w:p>
+      <w:pPr>
+        <w:widowControl w:val="0"/>
+        <w:spacing w:lineRule="auto" w:line="275" w:before="0" w:after="120" w:beforeAutospacing="0" w:afterAutospacing="0"/>
+        <w:ind w:hanging="0" w:left="0"/>
+        <w:jc w:val="both"/>
+      </w:pPr>
+      <w:r>
+        <w:t xml:space="preserve">The LESSEE acknowledges that for rental periods of seven (7) days or longer, a </w:t>
+      </w:r>
+      <w:r>
+        <w:rPr>
+          <w:b w:val="1"/>
+          <w:bCs w:val="1"/>
+        </w:rPr>
+        <w:t>{{ RENTER_FEE }}</w:t>
+      </w:r>
+      <w:r>
+        <w:t xml:space="preserve"> Platform Service Fee is applied to the base rental rate to cover system infrastructure, customer support, and payment processing handled by </w:t>
+      </w:r>
+      <w:r>
+        <w:rPr>
+          <w:b w:val="1"/>
+          <w:bCs w:val="1"/>
+        </w:rPr>
+        <w:t>{{ PLATFORM }}</w:t>
+      </w:r>
+      <w:r>
+        <w:t>. This fee is expressly waived for short-term rentals of six (6) days or fewer.</w:t>
+      </w:r>
+      <w:bookmarkStart w:id="1" w:name="_dx_frag_EndFragment"/>
+      <w:bookmarkEnd w:id="1"/>
+    </w:p>
+    <w:p>
+      <w:pPr>
         <w:pStyle w:val="P3"/>
         <w:keepNext w:val="0"/>
         <w:keepLines w:val="0"/>
@@ -658,8 +699,18 @@
           <w:bCs w:val="1"/>
           <w:color w:val="1F1F1F"/>
           <w:rtl w:val="0"/>
-        </w:rPr>
-        <w:t>3. CANCELLATION POLICY</w:t>
+          <w:lang w:val="en-US" w:bidi="en-US" w:eastAsia="en-US"/>
+        </w:rPr>
+        <w:t>4</w:t>
+      </w:r>
+      <w:r>
+        <w:rPr>
+          <w:b w:val="1"/>
+          <w:bCs w:val="1"/>
+          <w:color w:val="1F1F1F"/>
+          <w:rtl w:val="0"/>
+        </w:rPr>
+        <w:t>. CANCELLATION POLICY</w:t>
       </w:r>
     </w:p>
     <w:p>
@@ -847,8 +898,18 @@
           <w:bCs w:val="1"/>
           <w:color w:val="1F1F1F"/>
           <w:rtl w:val="0"/>
-        </w:rPr>
-        <w:t>4. RETURN OF VEHICLE &amp; PENALTIES</w:t>
+          <w:lang w:val="en-US" w:bidi="en-US" w:eastAsia="en-US"/>
+        </w:rPr>
+        <w:t>5</w:t>
+      </w:r>
+      <w:r>
+        <w:rPr>
+          <w:b w:val="1"/>
+          <w:bCs w:val="1"/>
+          <w:color w:val="1F1F1F"/>
+          <w:rtl w:val="0"/>
+        </w:rPr>
+        <w:t>. RETURN OF VEHICLE &amp; PENALTIES</w:t>
       </w:r>
     </w:p>
     <w:p>
@@ -1091,16 +1152,42 @@
           <w:b w:val="1"/>
           <w:bCs w:val="1"/>
           <w:color w:val="1F1F1F"/>
-        </w:rPr>
-      </w:pPr>
-      <w:r>
-        <w:rPr>
-          <w:b w:val="1"/>
-          <w:bCs w:val="1"/>
-          <w:color w:val="1F1F1F"/>
-          <w:rtl w:val="0"/>
-        </w:rPr>
-        <w:t>5. DAMAGE, MAJOR LOSS, OR THEFT</w:t>
+          <w:rtl w:val="0"/>
+        </w:rPr>
+      </w:pPr>
+    </w:p>
+    <w:p>
+      <w:pPr>
+        <w:pStyle w:val="P3"/>
+        <w:keepNext w:val="0"/>
+        <w:keepLines w:val="0"/>
+        <w:widowControl w:val="0"/>
+        <w:spacing w:lineRule="auto" w:line="275" w:before="240" w:after="120" w:beforeAutospacing="0" w:afterAutospacing="0"/>
+        <w:jc w:val="both"/>
+        <w:rPr>
+          <w:b w:val="1"/>
+          <w:bCs w:val="1"/>
+          <w:color w:val="1F1F1F"/>
+        </w:rPr>
+      </w:pPr>
+      <w:r>
+        <w:rPr>
+          <w:b w:val="1"/>
+          <w:bCs w:val="1"/>
+          <w:color w:val="1F1F1F"/>
+          <w:rtl w:val="0"/>
+          <w:lang w:val="en-US" w:bidi="en-US" w:eastAsia="en-US"/>
+        </w:rPr>
+        <w:t>6</w:t>
+      </w:r>
+      <w:r>
+        <w:rPr>
+          <w:b w:val="1"/>
+          <w:bCs w:val="1"/>
+          <w:color w:val="1F1F1F"/>
+          <w:rtl w:val="0"/>
+        </w:rPr>
+        <w:t>. DAMAGE, MAJOR LOSS, OR THEFT</w:t>
       </w:r>
     </w:p>
     <w:p>
@@ -1193,8 +1280,20 @@
           <w:sz w:val="28"/>
           <w:szCs w:val="28"/>
           <w:rtl w:val="0"/>
-        </w:rPr>
-        <w:t>6.</w:t>
+          <w:lang w:val="en-US" w:bidi="en-US" w:eastAsia="en-US"/>
+        </w:rPr>
+        <w:t>7</w:t>
+      </w:r>
+      <w:r>
+        <w:rPr>
+          <w:b w:val="1"/>
+          <w:bCs w:val="1"/>
+          <w:color w:val="1F1F1F"/>
+          <w:sz w:val="28"/>
+          <w:szCs w:val="28"/>
+          <w:rtl w:val="0"/>
+        </w:rPr>
+        <w:t>.</w:t>
       </w:r>
       <w:r>
         <w:rPr>
@@ -1310,34 +1409,29 @@
     </w:p>
     <w:p>
       <w:pPr>
-        <w:ind w:firstLine="0" w:left="720"/>
-        <w:jc w:val="both"/>
-      </w:pPr>
-    </w:p>
-    <w:p>
-      <w:pPr>
-        <w:jc w:val="both"/>
-      </w:pPr>
-    </w:p>
-    <w:p>
-      <w:pPr>
-        <w:widowControl w:val="0"/>
-        <w:spacing w:lineRule="atLeast" w:line="23" w:before="240" w:after="240" w:beforeAutospacing="0" w:afterAutospacing="0"/>
-        <w:jc w:val="center"/>
-        <w:rPr>
-          <w:rFonts w:ascii="Arial" w:hAnsi="Arial" w:cs="Arial"/>
-          <w:b w:val="1"/>
-          <w:bCs w:val="1"/>
-          <w:color w:val="666666"/>
-          <w:sz w:val="58"/>
-          <w:szCs w:val="58"/>
-          <w:lang w:val="en"/>
-        </w:rPr>
-      </w:pPr>
-    </w:p>
-    <w:p>
-      <w:pPr>
-        <w:ind w:firstLine="720" w:left="720"/>
+        <w:ind w:hanging="0" w:left="0"/>
+        <w:jc w:val="both"/>
+        <w:rPr>
+          <w:b w:val="1"/>
+          <w:bCs w:val="1"/>
+          <w:color w:val="1F1F1F"/>
+        </w:rPr>
+      </w:pPr>
+    </w:p>
+    <w:p>
+      <w:pPr>
+        <w:ind w:hanging="0" w:left="0"/>
+        <w:jc w:val="both"/>
+        <w:rPr>
+          <w:b w:val="1"/>
+          <w:bCs w:val="1"/>
+          <w:color w:val="1F1F1F"/>
+        </w:rPr>
+      </w:pPr>
+    </w:p>
+    <w:p>
+      <w:pPr>
+        <w:ind w:hanging="0" w:left="0"/>
         <w:jc w:val="both"/>
         <w:rPr>
           <w:b w:val="1"/>
@@ -1348,7 +1442,7 @@
     </w:p>
     <w:sectPr>
       <w:type w:val="nextPage"/>
-      <w:pgMar w:left="1440" w:right="1440" w:top="1440" w:bottom="1440" w:header="720" w:footer="720" w:gutter="0"/>
+      <w:pgMar w:left="1080" w:right="1080" w:top="1440" w:bottom="1440" w:header="720" w:footer="720" w:gutter="0"/>
       <w:pgNumType w:start="1" w:chapSep="period"/>
     </w:sectPr>
   </w:body>

--- a/MASTER RENTER AGREEMENT.docx
+++ b/MASTER RENTER AGREEMENT.docx
@@ -2,6 +2,29 @@
 <file path=word/document.xml><?xml version="1.0" encoding="utf-8"?>
 <w:document xmlns:w="http://schemas.openxmlformats.org/wordprocessingml/2006/main" xmlns:r="http://schemas.openxmlformats.org/officeDocument/2006/relationships" xmlns:wps="http://schemas.microsoft.com/office/word/2010/wordprocessingShape" xmlns:mc="http://schemas.openxmlformats.org/markup-compatibility/2006" xmlns:w10="urn:schemas-microsoft-com:office:word" xmlns:v="urn:schemas-microsoft-com:vml" xmlns:wp14="http://schemas.microsoft.com/office/word/2010/wordprocessingDrawing" xmlns:wpg="http://schemas.microsoft.com/office/word/2010/wordprocessingGroup" xmlns:wpc="http://schemas.microsoft.com/office/word/2010/wordprocessingCanvas" xmlns:w14="http://schemas.microsoft.com/office/word/2010/wordml" xmlns:w15="http://schemas.microsoft.com/office/word/2012/wordml" xmlns:cx1="http://schemas.microsoft.com/office/drawing/2015/9/8/chartex" xmlns:cx2="http://schemas.microsoft.com/office/drawing/2015/10/21/chartex" mc:Ignorable="wp14 w14 w15">
   <w:body>
+    <w:p>
+      <w:pPr>
+        <w:pStyle w:val="P1"/>
+        <w:keepNext w:val="0"/>
+        <w:keepLines w:val="0"/>
+        <w:widowControl w:val="0"/>
+        <w:spacing w:lineRule="auto" w:line="275" w:before="120" w:beforeAutospacing="0" w:afterAutospacing="0"/>
+        <w:jc w:val="center"/>
+        <w:rPr>
+          <w:b w:val="1"/>
+          <w:bCs w:val="1"/>
+          <w:color w:val="1F1F1F"/>
+          <w:sz w:val="48"/>
+          <w:szCs w:val="48"/>
+          <w:rtl w:val="0"/>
+        </w:rPr>
+        <w:sectPr>
+          <w:type w:val="nextPage"/>
+          <w:pgMar w:left="1080" w:right="1080" w:top="1440" w:bottom="1440" w:header="720" w:footer="720" w:gutter="0"/>
+          <w:pgNumType w:start="1" w:chapSep="period"/>
+        </w:sectPr>
+      </w:pPr>
+    </w:p>
     <w:p>
       <w:pPr>
         <w:pStyle w:val="P1"/>
@@ -606,7 +629,7 @@
       <w:pPr>
         <w:widowControl w:val="0"/>
         <w:spacing w:lineRule="auto" w:line="275" w:before="0" w:after="120" w:beforeAutospacing="0" w:afterAutospacing="0"/>
-        <w:ind w:hanging="0" w:left="0"/>
+        <w:ind w:firstLine="0" w:left="0"/>
         <w:jc w:val="both"/>
       </w:pPr>
       <w:bookmarkStart w:id="0" w:name="_dx_frag_StartFragment"/>
@@ -650,7 +673,7 @@
       <w:pPr>
         <w:widowControl w:val="0"/>
         <w:spacing w:lineRule="auto" w:line="275" w:before="0" w:after="120" w:beforeAutospacing="0" w:afterAutospacing="0"/>
-        <w:ind w:hanging="0" w:left="0"/>
+        <w:ind w:firstLine="0" w:left="0"/>
         <w:jc w:val="both"/>
       </w:pPr>
       <w:r>
@@ -1107,6 +1130,11 @@
         <w:spacing w:lineRule="auto" w:line="275" w:before="0" w:after="120" w:beforeAutospacing="0" w:afterAutospacing="0"/>
         <w:ind w:hanging="360" w:left="570"/>
         <w:jc w:val="both"/>
+        <w:rPr>
+          <w:b w:val="1"/>
+          <w:bCs w:val="1"/>
+          <w:color w:val="1F1F1F"/>
+        </w:rPr>
       </w:pPr>
       <w:r>
         <w:rPr>
@@ -1124,21 +1152,6 @@
         </w:rPr>
         <w:t xml:space="preserve"> Replacement or emergency unlock services will incur a fee ranging from PHP 3,000.00 to PHP 15,000.00.</w:t>
       </w:r>
-    </w:p>
-    <w:p>
-      <w:pPr>
-        <w:pStyle w:val="P3"/>
-        <w:keepNext w:val="0"/>
-        <w:keepLines w:val="0"/>
-        <w:widowControl w:val="0"/>
-        <w:spacing w:lineRule="auto" w:line="275" w:before="240" w:after="120" w:beforeAutospacing="0" w:afterAutospacing="0"/>
-        <w:jc w:val="both"/>
-        <w:rPr>
-          <w:b w:val="1"/>
-          <w:bCs w:val="1"/>
-          <w:color w:val="1F1F1F"/>
-        </w:rPr>
-      </w:pPr>
     </w:p>
     <w:p>
       <w:pPr>
@@ -1409,14 +1422,182 @@
     </w:p>
     <w:p>
       <w:pPr>
+        <w:widowControl w:val="0"/>
+        <w:spacing w:lineRule="auto" w:line="275" w:after="150" w:beforeAutospacing="0" w:afterAutospacing="0"/>
+        <w:ind w:hanging="360" w:left="720"/>
+        <w:jc w:val="both"/>
+        <w:rPr>
+          <w:color w:val="1F1F1F"/>
+          <w:u w:val="none"/>
+        </w:rPr>
+      </w:pPr>
+    </w:p>
+    <w:p>
+      <w:pPr>
+        <w:ind w:firstLine="0" w:left="0"/>
+        <w:jc w:val="both"/>
+        <w:rPr>
+          <w:b w:val="1"/>
+          <w:bCs w:val="1"/>
+          <w:color w:val="1F1F1F"/>
+        </w:rPr>
+      </w:pPr>
+    </w:p>
+    <w:p>
+      <w:pPr>
+        <w:ind w:firstLine="0" w:left="0"/>
+        <w:jc w:val="both"/>
+        <w:rPr>
+          <w:b w:val="1"/>
+          <w:bCs w:val="1"/>
+          <w:color w:val="1F1F1F"/>
+          <w:rtl w:val="0"/>
+          <w:lang w:val="en-US" w:bidi="en-US" w:eastAsia="en-US"/>
+        </w:rPr>
+      </w:pPr>
+      <w:bookmarkStart w:id="2" w:name="_dx_frag_StartFragment"/>
+      <w:bookmarkEnd w:id="2"/>
+      <w:bookmarkStart w:id="3" w:name="_dx_frag_EndFragment"/>
+      <w:bookmarkEnd w:id="3"/>
+      <w:r>
+        <w:rPr>
+          <w:b w:val="1"/>
+          <w:bCs w:val="1"/>
+          <w:color w:val="1F1F1F"/>
+          <w:rtl w:val="0"/>
+          <w:lang w:val="en-US" w:bidi="en-US" w:eastAsia="en-US"/>
+        </w:rPr>
+        <w:tab/>
+      </w:r>
+      <w:r>
+        <w:rPr>
+          <w:b w:val="1"/>
+          <w:bCs w:val="1"/>
+          <w:color w:val="1F1F1F"/>
+          <w:rtl w:val="0"/>
+          <w:lang w:val="en-US" w:bidi="en-US" w:eastAsia="en-US"/>
+        </w:rPr>
+        <w:t>DIGITALLY SIG</w:t>
+      </w:r>
+      <w:r>
+        <w:rPr>
+          <w:b w:val="1"/>
+          <w:bCs w:val="1"/>
+          <w:color w:val="1F1F1F"/>
+          <w:rtl w:val="0"/>
+          <w:lang w:val="en-US" w:bidi="en-US" w:eastAsia="en-US"/>
+        </w:rPr>
+        <w:t>NED</w:t>
+      </w:r>
+    </w:p>
+    <w:p>
+      <w:pPr>
+        <w:ind w:firstLine="0" w:left="0"/>
+        <w:jc w:val="both"/>
+        <w:rPr>
+          <w:b w:val="1"/>
+          <w:bCs w:val="1"/>
+          <w:color w:val="1F1F1F"/>
+          <w:rtl w:val="0"/>
+          <w:lang w:val="en-US" w:bidi="en-US" w:eastAsia="en-US"/>
+        </w:rPr>
+      </w:pPr>
+    </w:p>
+    <w:p>
+      <w:pPr>
+        <w:ind w:firstLine="0" w:left="0"/>
+        <w:jc w:val="both"/>
+        <w:rPr>
+          <w:b w:val="1"/>
+          <w:bCs w:val="1"/>
+          <w:color w:val="1F1F1F"/>
+          <w:rtl w:val="0"/>
+          <w:lang w:val="en-US" w:bidi="en-US" w:eastAsia="en-US"/>
+        </w:rPr>
+      </w:pPr>
+    </w:p>
+    <w:p>
+      <w:pPr>
+        <w:ind w:firstLine="0" w:left="0"/>
+        <w:jc w:val="both"/>
+        <w:rPr>
+          <w:b w:val="1"/>
+          <w:bCs w:val="1"/>
+          <w:color w:val="1F1F1F"/>
+          <w:rtl w:val="0"/>
+          <w:lang w:val="en-US" w:bidi="en-US" w:eastAsia="en-US"/>
+        </w:rPr>
+      </w:pPr>
+    </w:p>
+    <w:p>
+      <w:pPr>
+        <w:ind w:firstLine="720" w:left="0"/>
+        <w:jc w:val="both"/>
+        <w:rPr>
+          <w:b w:val="0"/>
+          <w:bCs w:val="0"/>
+          <w:color w:val="0000FF"/>
+          <w:rtl w:val="0"/>
+          <w:lang w:val="en-US" w:bidi="en-US" w:eastAsia="en-US"/>
+        </w:rPr>
+      </w:pPr>
+      <w:r>
+        <w:rPr>
+          <w:b w:val="0"/>
+          <w:bCs w:val="0"/>
+          <w:color w:val="0000FF"/>
+          <w:rtl w:val="0"/>
+          <w:lang w:val="en-US" w:bidi="en-US" w:eastAsia="en-US"/>
+        </w:rPr>
+        <w:t>{{</w:t>
+      </w:r>
+      <w:r>
+        <w:rPr>
+          <w:b w:val="0"/>
+          <w:bCs w:val="0"/>
+          <w:color w:val="0000FF"/>
+          <w:rtl w:val="0"/>
+          <w:lang w:val="en-US" w:bidi="en-US" w:eastAsia="en-US"/>
+        </w:rPr>
+        <w:t xml:space="preserve"> SIGNATURE }}</w:t>
+      </w:r>
+    </w:p>
+    <w:p>
+      <w:pPr>
+        <w:ind w:firstLine="720" w:left="0"/>
+        <w:jc w:val="both"/>
+        <w:rPr>
+          <w:b w:val="0"/>
+          <w:bCs w:val="0"/>
+          <w:color w:val="000000"/>
+          <w:rtl w:val="0"/>
+          <w:lang w:val="en-US" w:bidi="en-US" w:eastAsia="en-US"/>
+        </w:rPr>
+      </w:pPr>
+    </w:p>
+    <w:p>
+      <w:pPr>
         <w:ind w:hanging="0" w:left="0"/>
         <w:jc w:val="both"/>
         <w:rPr>
           <w:b w:val="1"/>
           <w:bCs w:val="1"/>
-          <w:color w:val="1F1F1F"/>
-        </w:rPr>
-      </w:pPr>
+          <w:color w:val="0000FF"/>
+          <w:rtl w:val="0"/>
+          <w:lang w:val="en-US" w:bidi="en-US" w:eastAsia="en-US"/>
+        </w:rPr>
+      </w:pPr>
+      <w:r>
+        <w:rPr>
+          <w:b w:val="0"/>
+          <w:bCs w:val="0"/>
+          <w:color w:val="000000"/>
+          <w:rtl w:val="0"/>
+          <w:lang w:val="en-US" w:bidi="en-US" w:eastAsia="en-US"/>
+        </w:rPr>
+        <w:tab/>
+        <w:t>RENTER</w:t>
+      </w:r>
     </w:p>
     <w:p>
       <w:pPr>
@@ -1425,13 +1606,117 @@
         <w:rPr>
           <w:b w:val="1"/>
           <w:bCs w:val="1"/>
-          <w:color w:val="1F1F1F"/>
-        </w:rPr>
-      </w:pPr>
-    </w:p>
-    <w:p>
-      <w:pPr>
-        <w:ind w:hanging="0" w:left="0"/>
+          <w:color w:val="0000FF"/>
+          <w:rtl w:val="0"/>
+          <w:lang w:val="en-US" w:bidi="en-US" w:eastAsia="en-US"/>
+        </w:rPr>
+      </w:pPr>
+    </w:p>
+    <w:p>
+      <w:pPr>
+        <w:ind w:firstLine="720" w:left="0"/>
+        <w:jc w:val="both"/>
+        <w:rPr>
+          <w:b w:val="0"/>
+          <w:bCs w:val="0"/>
+          <w:color w:val="000000"/>
+          <w:rtl w:val="0"/>
+          <w:lang w:val="en-US" w:bidi="en-US" w:eastAsia="en-US"/>
+        </w:rPr>
+      </w:pPr>
+      <w:r>
+        <w:rPr>
+          <w:b w:val="1"/>
+          <w:bCs w:val="1"/>
+          <w:color w:val="000000"/>
+          <w:rtl w:val="0"/>
+          <w:lang w:val="en-US" w:bidi="en-US" w:eastAsia="en-US"/>
+        </w:rPr>
+        <w:t>Date S</w:t>
+      </w:r>
+      <w:r>
+        <w:rPr>
+          <w:b w:val="1"/>
+          <w:bCs w:val="1"/>
+          <w:color w:val="000000"/>
+          <w:rtl w:val="0"/>
+          <w:lang w:val="en-US" w:bidi="en-US" w:eastAsia="en-US"/>
+        </w:rPr>
+        <w:t>igned</w:t>
+      </w:r>
+      <w:r>
+        <w:rPr>
+          <w:b w:val="1"/>
+          <w:bCs w:val="1"/>
+          <w:color w:val="000000"/>
+          <w:rtl w:val="0"/>
+          <w:lang w:val="en-US" w:bidi="en-US" w:eastAsia="en-US"/>
+        </w:rPr>
+        <w:t>: {{ DATE_SIGNED</w:t>
+      </w:r>
+      <w:r>
+        <w:rPr>
+          <w:b w:val="1"/>
+          <w:bCs w:val="1"/>
+          <w:color w:val="000000"/>
+          <w:rtl w:val="0"/>
+          <w:lang w:val="en-US" w:bidi="en-US" w:eastAsia="en-US"/>
+        </w:rPr>
+        <w:t xml:space="preserve"> </w:t>
+      </w:r>
+      <w:r>
+        <w:rPr>
+          <w:b w:val="1"/>
+          <w:bCs w:val="1"/>
+          <w:color w:val="000000"/>
+          <w:rtl w:val="0"/>
+          <w:lang w:val="en-US" w:bidi="en-US" w:eastAsia="en-US"/>
+        </w:rPr>
+        <w:t>}}</w:t>
+      </w:r>
+    </w:p>
+    <w:p>
+      <w:pPr>
+        <w:ind w:firstLine="720" w:left="0"/>
+        <w:jc w:val="both"/>
+        <w:rPr>
+          <w:b w:val="1"/>
+          <w:bCs w:val="1"/>
+          <w:color w:val="0000FF"/>
+          <w:rtl w:val="0"/>
+          <w:lang w:val="en-US" w:bidi="en-US" w:eastAsia="en-US"/>
+        </w:rPr>
+      </w:pPr>
+    </w:p>
+    <w:p>
+      <w:pPr>
+        <w:ind w:firstLine="720" w:left="0"/>
+        <w:jc w:val="both"/>
+        <w:rPr>
+          <w:b w:val="1"/>
+          <w:bCs w:val="1"/>
+          <w:color w:val="0000FF"/>
+          <w:rtl w:val="0"/>
+          <w:lang w:val="en-US" w:bidi="en-US" w:eastAsia="en-US"/>
+        </w:rPr>
+      </w:pPr>
+    </w:p>
+    <w:p>
+      <w:pPr>
+        <w:ind w:firstLine="720" w:left="0"/>
+        <w:jc w:val="both"/>
+        <w:rPr>
+          <w:b w:val="1"/>
+          <w:bCs w:val="1"/>
+          <w:color w:val="1F1F1F"/>
+          <w:rtl w:val="0"/>
+          <w:lang w:val="en-US" w:bidi="en-US" w:eastAsia="en-US"/>
+        </w:rPr>
+      </w:pPr>
+    </w:p>
+    <w:p>
+      <w:pPr>
+        <w:ind w:firstLine="0" w:left="0"/>
         <w:jc w:val="both"/>
         <w:rPr>
           <w:b w:val="1"/>
@@ -1441,7 +1726,8 @@
       </w:pPr>
     </w:p>
     <w:sectPr>
-      <w:type w:val="nextPage"/>
+      <w:type w:val="continuous"/>
+      <w:pgSz w:w="11907" w:h="16839" w:code="9"/>
       <w:pgMar w:left="1080" w:right="1080" w:top="1440" w:bottom="1440" w:header="720" w:footer="720" w:gutter="0"/>
       <w:pgNumType w:start="1" w:chapSep="period"/>
     </w:sectPr>
